--- a/templates/vendor-risk-assessment-report-template.docx
+++ b/templates/vendor-risk-assessment-report-template.docx
@@ -1004,12 +1004,12 @@
         <w:tblW w:w="9751" w:type="dxa"/>
       </w:tblPr>
       <w:tblGrid>
-        <w:gridCol w:w="544"/>
-        <w:gridCol w:w="2015"/>
-        <w:gridCol w:w="2211"/>
-        <w:gridCol w:w="1049"/>
-        <w:gridCol w:w="1371"/>
-        <w:gridCol w:w="2559"/>
+        <w:gridCol w:w="883"/>
+        <w:gridCol w:w="1814"/>
+        <w:gridCol w:w="1991"/>
+        <w:gridCol w:w="1520"/>
+        <w:gridCol w:w="1235"/>
+        <w:gridCol w:w="2305"/>
       </w:tblGrid>
       <w:tr>
         <w:trPr>
@@ -1019,7 +1019,7 @@
         </w:trPr>
         <w:tc>
           <w:tcPr>
-            <w:tcW w:type="dxa" w:w="544"/>
+            <w:tcW w:type="dxa" w:w="884"/>
             <w:shd w:val="clear" w:color="auto" w:fill="13315C"/>
           </w:tcPr>
           <w:p>
@@ -1040,7 +1040,7 @@
         </w:tc>
         <w:tc>
           <w:tcPr>
-            <w:tcW w:type="dxa" w:w="2015"/>
+            <w:tcW w:type="dxa" w:w="1815"/>
             <w:shd w:val="clear" w:color="auto" w:fill="13315C"/>
           </w:tcPr>
           <w:p>
@@ -1061,7 +1061,7 @@
         </w:tc>
         <w:tc>
           <w:tcPr>
-            <w:tcW w:type="dxa" w:w="2211"/>
+            <w:tcW w:type="dxa" w:w="1992"/>
             <w:shd w:val="clear" w:color="auto" w:fill="13315C"/>
           </w:tcPr>
           <w:p>
@@ -1082,7 +1082,7 @@
         </w:tc>
         <w:tc>
           <w:tcPr>
-            <w:tcW w:type="dxa" w:w="1049"/>
+            <w:tcW w:type="dxa" w:w="1520"/>
             <w:shd w:val="clear" w:color="auto" w:fill="13315C"/>
           </w:tcPr>
           <w:p>
@@ -1103,7 +1103,7 @@
         </w:tc>
         <w:tc>
           <w:tcPr>
-            <w:tcW w:type="dxa" w:w="1372"/>
+            <w:tcW w:type="dxa" w:w="1235"/>
             <w:shd w:val="clear" w:color="auto" w:fill="13315C"/>
           </w:tcPr>
           <w:p>
@@ -1124,7 +1124,7 @@
         </w:tc>
         <w:tc>
           <w:tcPr>
-            <w:tcW w:type="dxa" w:w="2560"/>
+            <w:tcW w:type="dxa" w:w="2305"/>
             <w:shd w:val="clear" w:color="auto" w:fill="13315C"/>
           </w:tcPr>
           <w:p>
@@ -1150,7 +1150,7 @@
         </w:trPr>
         <w:tc>
           <w:tcPr>
-            <w:tcW w:type="dxa" w:w="544"/>
+            <w:tcW w:type="dxa" w:w="884"/>
           </w:tcPr>
           <w:p>
             <w:pPr>
@@ -1168,7 +1168,7 @@
         </w:tc>
         <w:tc>
           <w:tcPr>
-            <w:tcW w:type="dxa" w:w="2015"/>
+            <w:tcW w:type="dxa" w:w="1815"/>
           </w:tcPr>
           <w:p>
             <w:pPr>
@@ -1186,7 +1186,7 @@
         </w:tc>
         <w:tc>
           <w:tcPr>
-            <w:tcW w:type="dxa" w:w="2211"/>
+            <w:tcW w:type="dxa" w:w="1992"/>
           </w:tcPr>
           <w:p>
             <w:pPr>
@@ -1204,7 +1204,7 @@
         </w:tc>
         <w:tc>
           <w:tcPr>
-            <w:tcW w:type="dxa" w:w="1049"/>
+            <w:tcW w:type="dxa" w:w="1520"/>
           </w:tcPr>
           <w:p>
             <w:pPr>
@@ -1222,7 +1222,7 @@
         </w:tc>
         <w:tc>
           <w:tcPr>
-            <w:tcW w:type="dxa" w:w="1372"/>
+            <w:tcW w:type="dxa" w:w="1235"/>
           </w:tcPr>
           <w:p>
             <w:pPr>
@@ -1240,7 +1240,7 @@
         </w:tc>
         <w:tc>
           <w:tcPr>
-            <w:tcW w:type="dxa" w:w="2560"/>
+            <w:tcW w:type="dxa" w:w="2305"/>
           </w:tcPr>
           <w:p>
             <w:pPr>
@@ -1263,7 +1263,7 @@
         </w:trPr>
         <w:tc>
           <w:tcPr>
-            <w:tcW w:type="dxa" w:w="544"/>
+            <w:tcW w:type="dxa" w:w="884"/>
             <w:shd w:val="clear" w:color="auto" w:fill="F3F6FA"/>
           </w:tcPr>
           <w:p>
@@ -1282,7 +1282,7 @@
         </w:tc>
         <w:tc>
           <w:tcPr>
-            <w:tcW w:type="dxa" w:w="2015"/>
+            <w:tcW w:type="dxa" w:w="1815"/>
             <w:shd w:val="clear" w:color="auto" w:fill="F3F6FA"/>
           </w:tcPr>
           <w:p>
@@ -1294,7 +1294,7 @@
         </w:tc>
         <w:tc>
           <w:tcPr>
-            <w:tcW w:type="dxa" w:w="2211"/>
+            <w:tcW w:type="dxa" w:w="1992"/>
             <w:shd w:val="clear" w:color="auto" w:fill="F3F6FA"/>
           </w:tcPr>
           <w:p>
@@ -1306,7 +1306,7 @@
         </w:tc>
         <w:tc>
           <w:tcPr>
-            <w:tcW w:type="dxa" w:w="1049"/>
+            <w:tcW w:type="dxa" w:w="1520"/>
             <w:shd w:val="clear" w:color="auto" w:fill="F3F6FA"/>
           </w:tcPr>
           <w:p>
@@ -1318,7 +1318,7 @@
         </w:tc>
         <w:tc>
           <w:tcPr>
-            <w:tcW w:type="dxa" w:w="1372"/>
+            <w:tcW w:type="dxa" w:w="1235"/>
             <w:shd w:val="clear" w:color="auto" w:fill="F3F6FA"/>
           </w:tcPr>
           <w:p>
@@ -1330,7 +1330,7 @@
         </w:tc>
         <w:tc>
           <w:tcPr>
-            <w:tcW w:type="dxa" w:w="2560"/>
+            <w:tcW w:type="dxa" w:w="2305"/>
             <w:shd w:val="clear" w:color="auto" w:fill="F3F6FA"/>
           </w:tcPr>
           <w:p>
@@ -2849,7 +2849,7 @@
         <w:color w:val="6B7280"/>
         <w:sz w:val="15"/>
       </w:rPr>
-      <w:t xml:space="preserve">Fictional portfolio case study  ·  Prepared by O.S  ·  Page </w:t>
+      <w:t xml:space="preserve">Simulated case study  ·  Prepared by O.S  ·  Page </w:t>
     </w:r>
     <w:r>
       <w:rPr>

--- a/templates/vendor-risk-assessment-report-template.docx
+++ b/templates/vendor-risk-assessment-report-template.docx
@@ -93,7 +93,7 @@
         <w:t xml:space="preserve"> </w:t>
       </w:r>
       <w:r>
-        <w:t xml:space="preserve">blockquotes and is deleted before the document is issued. Derived from CGI-TPR-001 v1.0.</w:t>
+        <w:t>blockquotes and is deleted before the document is issued. Prepared by Olugboye Shola.</w:t>
       </w:r>
     </w:p>
     <w:bookmarkStart w:id="20" w:name="X943d75a560f67d620fb57e2f1374aaecae85b2e"/>
@@ -2825,6 +2825,10 @@
     <w:sectPr>
       <w:headerReference w:type="default" r:id="rId9"/>
       <w:footerReference w:type="default" r:id="rId10"/>
+      <w:headerReference w:type="first" r:id="rId11"/>
+      <w:footerReference w:type="first" r:id="rId12"/>
+      <w:headerReference w:type="even" r:id="rId13"/>
+      <w:footerReference w:type="even" r:id="rId14"/>
       <w:pgSz w:w="11906" w:h="16838"/>
       <w:pgMar w:left="1077" w:right="1077" w:top="1134" w:bottom="1020"/>
     </w:sectPr>
@@ -2849,7 +2853,7 @@
         <w:color w:val="6B7280"/>
         <w:sz w:val="15"/>
       </w:rPr>
-      <w:t xml:space="preserve">Simulated case study  ·  Prepared by O.S  ·  Page </w:t>
+      <w:t xml:space="preserve">Prepared by Olugboye Shola  ·  Page </w:t>
     </w:r>
     <w:r>
       <w:rPr>
@@ -2882,6 +2886,26 @@
 </w:ftr>
 </file>
 
+<file path=word/footer2.xml><?xml version="1.0" encoding="utf-8"?>
+<w:ftr xmlns:m="http://schemas.openxmlformats.org/officeDocument/2006/math" xmlns:mc="http://schemas.openxmlformats.org/markup-compatibility/2006" xmlns:mo="http://schemas.microsoft.com/office/mac/office/2008/main" xmlns:mv="urn:schemas-microsoft-com:mac:vml" xmlns:o="urn:schemas-microsoft-com:office:office" xmlns:r="http://schemas.openxmlformats.org/officeDocument/2006/relationships" xmlns:v="urn:schemas-microsoft-com:vml" xmlns:w10="urn:schemas-microsoft-com:office:word" xmlns:w14="http://schemas.microsoft.com/office/word/2010/wordml" xmlns:w="http://schemas.openxmlformats.org/wordprocessingml/2006/main" xmlns:wne="http://schemas.microsoft.com/office/word/2006/wordml" xmlns:wp14="http://schemas.microsoft.com/office/word/2010/wordprocessingDrawing" xmlns:wp="http://schemas.openxmlformats.org/drawingml/2006/wordprocessingDrawing" xmlns:wpc="http://schemas.microsoft.com/office/word/2010/wordprocessingCanvas" xmlns:wpg="http://schemas.microsoft.com/office/word/2010/wordprocessingGroup" xmlns:wpi="http://schemas.microsoft.com/office/word/2010/wordprocessingInk" xmlns:wps="http://schemas.microsoft.com/office/word/2010/wordprocessingShape" mc:Ignorable="w14 wp14">
+  <w:p>
+    <w:pPr>
+      <w:pStyle w:val="Footer"/>
+    </w:pPr>
+  </w:p>
+</w:ftr>
+</file>
+
+<file path=word/footer3.xml><?xml version="1.0" encoding="utf-8"?>
+<w:ftr xmlns:m="http://schemas.openxmlformats.org/officeDocument/2006/math" xmlns:mc="http://schemas.openxmlformats.org/markup-compatibility/2006" xmlns:mo="http://schemas.microsoft.com/office/mac/office/2008/main" xmlns:mv="urn:schemas-microsoft-com:mac:vml" xmlns:o="urn:schemas-microsoft-com:office:office" xmlns:r="http://schemas.openxmlformats.org/officeDocument/2006/relationships" xmlns:v="urn:schemas-microsoft-com:vml" xmlns:w10="urn:schemas-microsoft-com:office:word" xmlns:w14="http://schemas.microsoft.com/office/word/2010/wordml" xmlns:w="http://schemas.openxmlformats.org/wordprocessingml/2006/main" xmlns:wne="http://schemas.microsoft.com/office/word/2006/wordml" xmlns:wp14="http://schemas.microsoft.com/office/word/2010/wordprocessingDrawing" xmlns:wp="http://schemas.openxmlformats.org/drawingml/2006/wordprocessingDrawing" xmlns:wpc="http://schemas.microsoft.com/office/word/2010/wordprocessingCanvas" xmlns:wpg="http://schemas.microsoft.com/office/word/2010/wordprocessingGroup" xmlns:wpi="http://schemas.microsoft.com/office/word/2010/wordprocessingInk" xmlns:wps="http://schemas.microsoft.com/office/word/2010/wordprocessingShape" mc:Ignorable="w14 wp14">
+  <w:p>
+    <w:pPr>
+      <w:pStyle w:val="Footer"/>
+    </w:pPr>
+  </w:p>
+</w:ftr>
+</file>
+
 <file path=word/footnotes.xml><?xml version="1.0" encoding="utf-8"?>
 <w:footnotes xmlns:w="http://schemas.openxmlformats.org/wordprocessingml/2006/main" xmlns:m="http://schemas.openxmlformats.org/officeDocument/2006/math" xmlns:r="http://schemas.openxmlformats.org/officeDocument/2006/relationships" xmlns:o="urn:schemas-microsoft-com:office:office" xmlns:v="urn:schemas-microsoft-com:vml" xmlns:w10="urn:schemas-microsoft-com:office:word" xmlns:a="http://schemas.openxmlformats.org/drawingml/2006/main" xmlns:pic="http://schemas.openxmlformats.org/drawingml/2006/picture" xmlns:wp="http://schemas.openxmlformats.org/drawingml/2006/wordprocessingDrawing">
   <w:footnote w:type="continuationSeparator" w:id="0">
@@ -2916,6 +2940,26 @@
       </w:rPr>
       <w:t>VENDOR SECURITY ASSESSMENT REPORT | REUSABLE TEMPLATE</w:t>
     </w:r>
+  </w:p>
+</w:hdr>
+</file>
+
+<file path=word/header2.xml><?xml version="1.0" encoding="utf-8"?>
+<w:hdr xmlns:m="http://schemas.openxmlformats.org/officeDocument/2006/math" xmlns:mc="http://schemas.openxmlformats.org/markup-compatibility/2006" xmlns:mo="http://schemas.microsoft.com/office/mac/office/2008/main" xmlns:mv="urn:schemas-microsoft-com:mac:vml" xmlns:o="urn:schemas-microsoft-com:office:office" xmlns:r="http://schemas.openxmlformats.org/officeDocument/2006/relationships" xmlns:v="urn:schemas-microsoft-com:vml" xmlns:w10="urn:schemas-microsoft-com:office:word" xmlns:w14="http://schemas.microsoft.com/office/word/2010/wordml" xmlns:w="http://schemas.openxmlformats.org/wordprocessingml/2006/main" xmlns:wne="http://schemas.microsoft.com/office/word/2006/wordml" xmlns:wp14="http://schemas.microsoft.com/office/word/2010/wordprocessingDrawing" xmlns:wp="http://schemas.openxmlformats.org/drawingml/2006/wordprocessingDrawing" xmlns:wpc="http://schemas.microsoft.com/office/word/2010/wordprocessingCanvas" xmlns:wpg="http://schemas.microsoft.com/office/word/2010/wordprocessingGroup" xmlns:wpi="http://schemas.microsoft.com/office/word/2010/wordprocessingInk" xmlns:wps="http://schemas.microsoft.com/office/word/2010/wordprocessingShape" mc:Ignorable="w14 wp14">
+  <w:p>
+    <w:pPr>
+      <w:pStyle w:val="Header"/>
+    </w:pPr>
+  </w:p>
+</w:hdr>
+</file>
+
+<file path=word/header3.xml><?xml version="1.0" encoding="utf-8"?>
+<w:hdr xmlns:m="http://schemas.openxmlformats.org/officeDocument/2006/math" xmlns:mc="http://schemas.openxmlformats.org/markup-compatibility/2006" xmlns:mo="http://schemas.microsoft.com/office/mac/office/2008/main" xmlns:mv="urn:schemas-microsoft-com:mac:vml" xmlns:o="urn:schemas-microsoft-com:office:office" xmlns:r="http://schemas.openxmlformats.org/officeDocument/2006/relationships" xmlns:v="urn:schemas-microsoft-com:vml" xmlns:w10="urn:schemas-microsoft-com:office:word" xmlns:w14="http://schemas.microsoft.com/office/word/2010/wordml" xmlns:w="http://schemas.openxmlformats.org/wordprocessingml/2006/main" xmlns:wne="http://schemas.microsoft.com/office/word/2006/wordml" xmlns:wp14="http://schemas.microsoft.com/office/word/2010/wordprocessingDrawing" xmlns:wp="http://schemas.openxmlformats.org/drawingml/2006/wordprocessingDrawing" xmlns:wpc="http://schemas.microsoft.com/office/word/2010/wordprocessingCanvas" xmlns:wpg="http://schemas.microsoft.com/office/word/2010/wordprocessingGroup" xmlns:wpi="http://schemas.microsoft.com/office/word/2010/wordprocessingInk" xmlns:wps="http://schemas.microsoft.com/office/word/2010/wordprocessingShape" mc:Ignorable="w14 wp14">
+  <w:p>
+    <w:pPr>
+      <w:pStyle w:val="Header"/>
+    </w:pPr>
   </w:p>
 </w:hdr>
 </file>
